--- a/yang-diujikan/informatika.docx
+++ b/yang-diujikan/informatika.docx
@@ -1,6 +1,6 @@
 
 <file path=word/document.xml><?xml version="1.0" encoding="utf-8"?>
-<w:document xmlns:wpc="http://schemas.microsoft.com/office/word/2010/wordprocessingCanvas" xmlns:cx="http://schemas.microsoft.com/office/drawing/2014/chartex" xmlns:cx1="http://schemas.microsoft.com/office/drawing/2015/9/8/chartex" xmlns:mc="http://schemas.openxmlformats.org/markup-compatibility/2006" xmlns:o="urn:schemas-microsoft-com:office:office" xmlns:r="http://schemas.openxmlformats.org/officeDocument/2006/relationships" xmlns:m="http://schemas.openxmlformats.org/officeDocument/2006/math" xmlns:v="urn:schemas-microsoft-com:vml" xmlns:wp14="http://schemas.microsoft.com/office/word/2010/wordprocessingDrawing" xmlns:wp="http://schemas.openxmlformats.org/drawingml/2006/wordprocessingDrawing" xmlns:w10="urn:schemas-microsoft-com:office:word" xmlns:w="http://schemas.openxmlformats.org/wordprocessingml/2006/main" xmlns:w14="http://schemas.microsoft.com/office/word/2010/wordml" xmlns:w15="http://schemas.microsoft.com/office/word/2012/wordml" xmlns:w16se="http://schemas.microsoft.com/office/word/2015/wordml/symex" xmlns:wpg="http://schemas.microsoft.com/office/word/2010/wordprocessingGroup" xmlns:wpi="http://schemas.microsoft.com/office/word/2010/wordprocessingInk" xmlns:wne="http://schemas.microsoft.com/office/word/2006/wordml" xmlns:wps="http://schemas.microsoft.com/office/word/2010/wordprocessingShape" mc:Ignorable="w14 w15 w16se wp14">
+<w:document xmlns:wpc="http://schemas.microsoft.com/office/word/2010/wordprocessingCanvas" xmlns:cx="http://schemas.microsoft.com/office/drawing/2014/chartex" xmlns:cx1="http://schemas.microsoft.com/office/drawing/2015/9/8/chartex" xmlns:cx2="http://schemas.microsoft.com/office/drawing/2015/10/21/chartex" xmlns:cx3="http://schemas.microsoft.com/office/drawing/2016/5/9/chartex" xmlns:cx4="http://schemas.microsoft.com/office/drawing/2016/5/10/chartex" xmlns:cx5="http://schemas.microsoft.com/office/drawing/2016/5/11/chartex" xmlns:cx6="http://schemas.microsoft.com/office/drawing/2016/5/12/chartex" xmlns:cx7="http://schemas.microsoft.com/office/drawing/2016/5/13/chartex" xmlns:cx8="http://schemas.microsoft.com/office/drawing/2016/5/14/chartex" xmlns:mc="http://schemas.openxmlformats.org/markup-compatibility/2006" xmlns:aink="http://schemas.microsoft.com/office/drawing/2016/ink" xmlns:am3d="http://schemas.microsoft.com/office/drawing/2017/model3d" xmlns:o="urn:schemas-microsoft-com:office:office" xmlns:r="http://schemas.openxmlformats.org/officeDocument/2006/relationships" xmlns:m="http://schemas.openxmlformats.org/officeDocument/2006/math" xmlns:v="urn:schemas-microsoft-com:vml" xmlns:wp14="http://schemas.microsoft.com/office/word/2010/wordprocessingDrawing" xmlns:wp="http://schemas.openxmlformats.org/drawingml/2006/wordprocessingDrawing" xmlns:w10="urn:schemas-microsoft-com:office:word" xmlns:w="http://schemas.openxmlformats.org/wordprocessingml/2006/main" xmlns:w14="http://schemas.microsoft.com/office/word/2010/wordml" xmlns:w15="http://schemas.microsoft.com/office/word/2012/wordml" xmlns:w16cex="http://schemas.microsoft.com/office/word/2018/wordml/cex" xmlns:w16cid="http://schemas.microsoft.com/office/word/2016/wordml/cid" xmlns:w16="http://schemas.microsoft.com/office/word/2018/wordml" xmlns:w16se="http://schemas.microsoft.com/office/word/2015/wordml/symex" xmlns:wpg="http://schemas.microsoft.com/office/word/2010/wordprocessingGroup" xmlns:wpi="http://schemas.microsoft.com/office/word/2010/wordprocessingInk" xmlns:wne="http://schemas.microsoft.com/office/word/2006/wordml" xmlns:wps="http://schemas.microsoft.com/office/word/2010/wordprocessingShape" mc:Ignorable="w14 w15 w16se w16cid w16 w16cex wp14">
   <w:body>
     <w:tbl>
       <w:tblPr>
@@ -172,7 +172,7 @@
           <w:noProof/>
         </w:rPr>
         <w:drawing>
-          <wp:anchor distT="0" distB="0" distL="114300" distR="114300" simplePos="0" relativeHeight="251660288" behindDoc="0" locked="0" layoutInCell="1" allowOverlap="1">
+          <wp:anchor distT="0" distB="0" distL="114300" distR="114300" simplePos="0" relativeHeight="251660288" behindDoc="0" locked="0" layoutInCell="1" allowOverlap="1" wp14:anchorId="3D92CE67" wp14:editId="44052C25">
             <wp:simplePos x="0" y="0"/>
             <wp:positionH relativeFrom="column">
               <wp:posOffset>2438400</wp:posOffset>
@@ -283,36 +283,34 @@
           <w:sz w:val="26"/>
           <w:szCs w:val="26"/>
         </w:rPr>
-        <w:t>DINAS PENDIDIKAN DAN KEBUDAY</w:t>
-      </w:r>
-      <w:bookmarkStart w:id="0" w:name="_GoBack"/>
-      <w:bookmarkEnd w:id="0"/>
-      <w:r>
+        <w:t>DINAS PENDIDIKAN DAN KEBUDAYAAN</w:t>
+      </w:r>
+    </w:p>
+    <w:p>
+      <w:pPr>
+        <w:spacing w:line="360" w:lineRule="auto"/>
+        <w:jc w:val="center"/>
         <w:rPr>
           <w:b/>
           <w:sz w:val="26"/>
           <w:szCs w:val="26"/>
         </w:rPr>
-        <w:t>AAN</w:t>
-      </w:r>
-    </w:p>
-    <w:p>
-      <w:pPr>
-        <w:spacing w:line="360" w:lineRule="auto"/>
-        <w:jc w:val="center"/>
+      </w:pPr>
+      <w:r>
         <w:rPr>
           <w:b/>
           <w:sz w:val="26"/>
           <w:szCs w:val="26"/>
         </w:rPr>
-      </w:pPr>
+        <w:t xml:space="preserve">UJIAN SEKOLAH TINGKAT SEKOLAH </w:t>
+      </w:r>
       <w:r>
         <w:rPr>
           <w:b/>
           <w:sz w:val="26"/>
           <w:szCs w:val="26"/>
         </w:rPr>
-        <w:t xml:space="preserve">UJIAN SEKOLAH TINGKAT SEKOLAH </w:t>
+        <w:t xml:space="preserve">MENENGAH </w:t>
       </w:r>
       <w:r>
         <w:rPr>
@@ -320,7 +318,7 @@
           <w:sz w:val="26"/>
           <w:szCs w:val="26"/>
         </w:rPr>
-        <w:t xml:space="preserve">MENENGAH </w:t>
+        <w:t>P</w:t>
       </w:r>
       <w:r>
         <w:rPr>
@@ -328,55 +326,37 @@
           <w:sz w:val="26"/>
           <w:szCs w:val="26"/>
         </w:rPr>
-        <w:t>P</w:t>
-      </w:r>
-      <w:r>
+        <w:t>ERTAMA</w:t>
+      </w:r>
+    </w:p>
+    <w:p>
+      <w:pPr>
+        <w:spacing w:line="360" w:lineRule="auto"/>
+        <w:jc w:val="center"/>
         <w:rPr>
           <w:b/>
           <w:sz w:val="26"/>
           <w:szCs w:val="26"/>
         </w:rPr>
-        <w:t>ERTAMA</w:t>
-      </w:r>
-    </w:p>
-    <w:p>
-      <w:pPr>
-        <w:spacing w:line="360" w:lineRule="auto"/>
-        <w:jc w:val="center"/>
+      </w:pPr>
+      <w:r>
         <w:rPr>
           <w:b/>
           <w:sz w:val="26"/>
           <w:szCs w:val="26"/>
         </w:rPr>
-      </w:pPr>
-      <w:r>
+        <w:t>TAHUN PELAJARAN 20../20..</w:t>
+      </w:r>
+    </w:p>
+    <w:p>
+      <w:pPr>
+        <w:spacing w:line="360" w:lineRule="auto"/>
+        <w:jc w:val="center"/>
         <w:rPr>
           <w:b/>
           <w:sz w:val="26"/>
           <w:szCs w:val="26"/>
         </w:rPr>
-        <w:t>TAHUN PELAJARAN 20../20</w:t>
-      </w:r>
-      <w:proofErr w:type="gramStart"/>
-      <w:r>
-        <w:rPr>
-          <w:b/>
-          <w:sz w:val="26"/>
-          <w:szCs w:val="26"/>
-        </w:rPr>
-        <w:t>..</w:t>
-      </w:r>
-      <w:proofErr w:type="gramEnd"/>
-    </w:p>
-    <w:p>
-      <w:pPr>
-        <w:spacing w:line="360" w:lineRule="auto"/>
-        <w:jc w:val="center"/>
-        <w:rPr>
-          <w:b/>
-          <w:sz w:val="26"/>
-          <w:szCs w:val="26"/>
-        </w:rPr>
       </w:pPr>
       <w:r>
         <w:rPr>
@@ -385,7 +365,7 @@
         <mc:AlternateContent>
           <mc:Choice Requires="wps">
             <w:drawing>
-              <wp:anchor distT="4294967294" distB="4294967294" distL="114300" distR="114300" simplePos="0" relativeHeight="251659264" behindDoc="0" locked="0" layoutInCell="1" allowOverlap="1">
+              <wp:anchor distT="4294967294" distB="4294967294" distL="114300" distR="114300" simplePos="0" relativeHeight="251659264" behindDoc="0" locked="0" layoutInCell="1" allowOverlap="1" wp14:anchorId="157B6268" wp14:editId="397AF6E4">
                 <wp:simplePos x="0" y="0"/>
                 <wp:positionH relativeFrom="column">
                   <wp:posOffset>14605</wp:posOffset>
@@ -586,7 +566,7 @@
         <mc:AlternateContent>
           <mc:Choice Requires="wps">
             <w:drawing>
-              <wp:anchor distT="4294967294" distB="4294967294" distL="114300" distR="114300" simplePos="0" relativeHeight="251661312" behindDoc="0" locked="0" layoutInCell="1" allowOverlap="1">
+              <wp:anchor distT="4294967294" distB="4294967294" distL="114300" distR="114300" simplePos="0" relativeHeight="251661312" behindDoc="0" locked="0" layoutInCell="1" allowOverlap="1" wp14:anchorId="3D5E4AC4" wp14:editId="6567150C">
                 <wp:simplePos x="0" y="0"/>
                 <wp:positionH relativeFrom="column">
                   <wp:posOffset>5080</wp:posOffset>
@@ -814,21 +794,7 @@
         <w:rPr>
           <w:rFonts w:eastAsia="Times New Roman"/>
         </w:rPr>
-        <w:t xml:space="preserve"> dalam menyelesaikan masalah. Dekomposisi </w:t>
-      </w:r>
-      <w:proofErr w:type="gramStart"/>
-      <w:r>
-        <w:rPr>
-          <w:rFonts w:eastAsia="Times New Roman"/>
-        </w:rPr>
-        <w:t>akan</w:t>
-      </w:r>
-      <w:proofErr w:type="gramEnd"/>
-      <w:r>
-        <w:rPr>
-          <w:rFonts w:eastAsia="Times New Roman"/>
-        </w:rPr>
-        <w:t xml:space="preserve"> memecah masalah kompleks menjadi lebih kecil agar kita mudah memahami dan menganalisis masalah yang terjadi.</w:t>
+        <w:t xml:space="preserve"> dalam menyelesaikan masalah. Dekomposisi akan memecah masalah kompleks menjadi lebih kecil agar kita mudah memahami dan menganalisis masalah yang terjadi.</w:t>
       </w:r>
       <w:r>
         <w:rPr>
@@ -854,21 +820,7 @@
         <w:rPr>
           <w:rFonts w:eastAsia="Times New Roman"/>
         </w:rPr>
-        <w:t xml:space="preserve"> yang lain </w:t>
-      </w:r>
-      <w:proofErr w:type="gramStart"/>
-      <w:r>
-        <w:rPr>
-          <w:rFonts w:eastAsia="Times New Roman"/>
-        </w:rPr>
-        <w:t>akan</w:t>
-      </w:r>
-      <w:proofErr w:type="gramEnd"/>
-      <w:r>
-        <w:rPr>
-          <w:rFonts w:eastAsia="Times New Roman"/>
-        </w:rPr>
-        <w:t xml:space="preserve"> sulit dilakukan karena masalah yang diselesaikan akan sulit dipahami dan dianalisis. Jadi, pemecahan masalah kompleks menjadi kurang efektif dan efisien.</w:t>
+        <w:t xml:space="preserve"> yang lain akan sulit dilakukan karena masalah yang diselesaikan akan sulit dipahami dan dianalisis. Jadi, pemecahan masalah kompleks menjadi kurang efektif dan efisien.</w:t>
       </w:r>
       <w:r>
         <w:rPr>
@@ -882,7 +834,7 @@
           <w:noProof/>
         </w:rPr>
         <w:drawing>
-          <wp:inline distT="114300" distB="114300" distL="114300" distR="114300" wp14:anchorId="40869F80" wp14:editId="07A1C799">
+          <wp:inline distT="114300" distB="114300" distL="114300" distR="114300" wp14:anchorId="3E9F5104" wp14:editId="00F3D043">
             <wp:extent cx="3543300" cy="1993900"/>
             <wp:effectExtent l="0" t="0" r="0" b="0"/>
             <wp:docPr id="3" name="image2.png"/>
@@ -1122,7 +1074,7 @@
           <w:noProof/>
         </w:rPr>
         <w:drawing>
-          <wp:inline distT="114300" distB="114300" distL="114300" distR="114300" wp14:anchorId="493B8AD2" wp14:editId="0C498178">
+          <wp:inline distT="114300" distB="114300" distL="114300" distR="114300" wp14:anchorId="24894A98" wp14:editId="41FF8229">
             <wp:extent cx="1664081" cy="1695838"/>
             <wp:effectExtent l="0" t="0" r="0" b="0"/>
             <wp:docPr id="5" name="image1.png"/>
@@ -1170,7 +1122,7 @@
           <w:noProof/>
         </w:rPr>
         <w:drawing>
-          <wp:inline distT="114300" distB="114300" distL="114300" distR="114300" wp14:anchorId="7F4B74EF" wp14:editId="0CD1E140">
+          <wp:inline distT="114300" distB="114300" distL="114300" distR="114300" wp14:anchorId="0231352E" wp14:editId="34D1CC13">
             <wp:extent cx="1564634" cy="1752514"/>
             <wp:effectExtent l="0" t="0" r="0" b="0"/>
             <wp:docPr id="4" name="image4.png"/>
@@ -1221,16 +1173,8 @@
         <w:rPr>
           <w:rFonts w:eastAsia="Times New Roman"/>
         </w:rPr>
-        <w:t>Berdasarkan gambar diatas, bagian-bagian Gunpla dapat dianalisis dan dikelompokkan menjadi bagian-bagian yang sesuai dengan fungsinya. Misalnya, pengelompokkan bagian-bagian berikut</w:t>
-      </w:r>
-      <w:proofErr w:type="gramStart"/>
-      <w:r>
-        <w:rPr>
-          <w:rFonts w:eastAsia="Times New Roman"/>
-        </w:rPr>
-        <w:t>:</w:t>
-      </w:r>
-      <w:proofErr w:type="gramEnd"/>
+        <w:t>Berdasarkan gambar diatas, bagian-bagian Gunpla dapat dianalisis dan dikelompokkan menjadi bagian-bagian yang sesuai dengan fungsinya. Misalnya, pengelompokkan bagian-bagian berikut:</w:t>
+      </w:r>
       <w:r>
         <w:rPr>
           <w:rFonts w:eastAsia="Times New Roman"/>
@@ -1633,21 +1577,7 @@
         <w:rPr>
           <w:rFonts w:eastAsia="Times New Roman"/>
         </w:rPr>
-        <w:t xml:space="preserve"> yang tepat, perangkat lunak tidak </w:t>
-      </w:r>
-      <w:proofErr w:type="gramStart"/>
-      <w:r>
-        <w:rPr>
-          <w:rFonts w:eastAsia="Times New Roman"/>
-        </w:rPr>
-        <w:t>akan</w:t>
-      </w:r>
-      <w:proofErr w:type="gramEnd"/>
-      <w:r>
-        <w:rPr>
-          <w:rFonts w:eastAsia="Times New Roman"/>
-        </w:rPr>
-        <w:t xml:space="preserve"> memiliki platform untuk berjalan</w:t>
+        <w:t xml:space="preserve"> yang tepat, perangkat lunak tidak akan memiliki platform untuk berjalan</w:t>
       </w:r>
       <w:r>
         <w:rPr>
@@ -2424,39 +2354,7 @@
           <w:rFonts w:eastAsia="Times New Roman"/>
           <w:highlight w:val="white"/>
         </w:rPr>
-        <w:t xml:space="preserve">Merujuk pada seperangkat </w:t>
-      </w:r>
-      <w:proofErr w:type="gramStart"/>
-      <w:r>
-        <w:rPr>
-          <w:rFonts w:eastAsia="Times New Roman"/>
-          <w:highlight w:val="white"/>
-        </w:rPr>
-        <w:t>norma</w:t>
-      </w:r>
-      <w:proofErr w:type="gramEnd"/>
-      <w:r>
-        <w:rPr>
-          <w:rFonts w:eastAsia="Times New Roman"/>
-          <w:highlight w:val="white"/>
-        </w:rPr>
-        <w:t xml:space="preserve">, nilai, dan prinsip yang mengatur perilaku dan interaksi kita dalam dunia digital. Ini melibatkan </w:t>
-      </w:r>
-      <w:proofErr w:type="gramStart"/>
-      <w:r>
-        <w:rPr>
-          <w:rFonts w:eastAsia="Times New Roman"/>
-          <w:highlight w:val="white"/>
-        </w:rPr>
-        <w:t>cara</w:t>
-      </w:r>
-      <w:proofErr w:type="gramEnd"/>
-      <w:r>
-        <w:rPr>
-          <w:rFonts w:eastAsia="Times New Roman"/>
-          <w:highlight w:val="white"/>
-        </w:rPr>
-        <w:t xml:space="preserve"> kita menggunakan teknologi, berkomunikasi </w:t>
+        <w:t xml:space="preserve">Merujuk pada seperangkat norma, nilai, dan prinsip yang mengatur perilaku dan interaksi kita dalam dunia digital. Ini melibatkan cara kita menggunakan teknologi, berkomunikasi </w:t>
       </w:r>
       <w:r>
         <w:rPr>
@@ -2498,21 +2396,7 @@
         <w:rPr>
           <w:rFonts w:eastAsia="Times New Roman"/>
         </w:rPr>
-        <w:t xml:space="preserve">Etika digital adalah seperangkat prinsip dan nilai yang mengatur perilaku individu dalam menggunakan teknologi digital dan internet. Etika digital mencakup berbagai aspek, mulai dari </w:t>
-      </w:r>
-      <w:proofErr w:type="gramStart"/>
-      <w:r>
-        <w:rPr>
-          <w:rFonts w:eastAsia="Times New Roman"/>
-        </w:rPr>
-        <w:t>cara</w:t>
-      </w:r>
-      <w:proofErr w:type="gramEnd"/>
-      <w:r>
-        <w:rPr>
-          <w:rFonts w:eastAsia="Times New Roman"/>
-        </w:rPr>
-        <w:t xml:space="preserve"> berkomunikasi, berbagi informasi, mengunggah konten, hingga perlindungan data pribadi.</w:t>
+        <w:t>Etika digital adalah seperangkat prinsip dan nilai yang mengatur perilaku individu dalam menggunakan teknologi digital dan internet. Etika digital mencakup berbagai aspek, mulai dari cara berkomunikasi, berbagi informasi, mengunggah konten, hingga perlindungan data pribadi.</w:t>
       </w:r>
       <w:r>
         <w:rPr>
@@ -2719,12 +2603,6 @@
                 <w:rFonts w:eastAsia="Times New Roman"/>
               </w:rPr>
             </w:pPr>
-            <w:r>
-              <w:rPr>
-                <w:rFonts w:ascii="Gungsuh" w:eastAsia="Gungsuh" w:hAnsi="Gungsuh" w:cs="Gungsuh"/>
-              </w:rPr>
-              <w:t>√</w:t>
-            </w:r>
           </w:p>
         </w:tc>
         <w:tc>
@@ -2801,12 +2679,6 @@
                 <w:rFonts w:eastAsia="Times New Roman"/>
               </w:rPr>
             </w:pPr>
-            <w:r>
-              <w:rPr>
-                <w:rFonts w:ascii="Gungsuh" w:eastAsia="Gungsuh" w:hAnsi="Gungsuh" w:cs="Gungsuh"/>
-              </w:rPr>
-              <w:t>√</w:t>
-            </w:r>
           </w:p>
         </w:tc>
         <w:tc>
@@ -3027,12 +2899,6 @@
                 <w:rFonts w:eastAsia="Times New Roman"/>
               </w:rPr>
             </w:pPr>
-            <w:r>
-              <w:rPr>
-                <w:rFonts w:ascii="Gungsuh" w:eastAsia="Gungsuh" w:hAnsi="Gungsuh" w:cs="Gungsuh"/>
-              </w:rPr>
-              <w:t>√</w:t>
-            </w:r>
           </w:p>
         </w:tc>
         <w:tc>
@@ -3100,12 +2966,6 @@
                 <w:rFonts w:eastAsia="Times New Roman"/>
               </w:rPr>
             </w:pPr>
-            <w:r>
-              <w:rPr>
-                <w:rFonts w:ascii="Gungsuh" w:eastAsia="Gungsuh" w:hAnsi="Gungsuh" w:cs="Gungsuh"/>
-              </w:rPr>
-              <w:t>√</w:t>
-            </w:r>
           </w:p>
         </w:tc>
       </w:tr>
@@ -3144,12 +3004,6 @@
                 <w:rFonts w:eastAsia="Times New Roman"/>
               </w:rPr>
             </w:pPr>
-            <w:r>
-              <w:rPr>
-                <w:rFonts w:ascii="Gungsuh" w:eastAsia="Gungsuh" w:hAnsi="Gungsuh" w:cs="Gungsuh"/>
-              </w:rPr>
-              <w:t>√</w:t>
-            </w:r>
           </w:p>
         </w:tc>
         <w:tc>
@@ -3294,23 +3148,7 @@
           <w:rFonts w:eastAsia="Times New Roman"/>
           <w:highlight w:val="white"/>
         </w:rPr>
-        <w:t xml:space="preserve">Metropolitan Area Network (MAN): Jaringan yang mencakup wilayah lebih luas, seperti dalam satu </w:t>
-      </w:r>
-      <w:proofErr w:type="gramStart"/>
-      <w:r>
-        <w:rPr>
-          <w:rFonts w:eastAsia="Times New Roman"/>
-          <w:highlight w:val="white"/>
-        </w:rPr>
-        <w:t>kota</w:t>
-      </w:r>
-      <w:proofErr w:type="gramEnd"/>
-      <w:r>
-        <w:rPr>
-          <w:rFonts w:eastAsia="Times New Roman"/>
-          <w:highlight w:val="white"/>
-        </w:rPr>
-        <w:t>.</w:t>
+        <w:t>Metropolitan Area Network (MAN): Jaringan yang mencakup wilayah lebih luas, seperti dalam satu kota.</w:t>
       </w:r>
     </w:p>
     <w:p>
@@ -3585,7 +3423,6 @@
               <w:rPr>
                 <w:rFonts w:eastAsia="Times New Roman"/>
               </w:rPr>
-              <w:lastRenderedPageBreak/>
               <w:t>Pilihan</w:t>
             </w:r>
           </w:p>
@@ -3946,21 +3783,7 @@
         <w:rPr>
           <w:rFonts w:eastAsia="Times New Roman"/>
         </w:rPr>
-        <w:t xml:space="preserve">LAN, atau Local Area Network, adalah jaringan komputer yang cakupannya kecil. Biasanya digunakan untuk menghubungkan perangkat-perangkat dalam satu ruangan, gedung, atau area yang relatif terbatas. Misalnya, jaringan yang ada di rumah atau </w:t>
-      </w:r>
-      <w:proofErr w:type="gramStart"/>
-      <w:r>
-        <w:rPr>
-          <w:rFonts w:eastAsia="Times New Roman"/>
-        </w:rPr>
-        <w:t>kantor</w:t>
-      </w:r>
-      <w:proofErr w:type="gramEnd"/>
-      <w:r>
-        <w:rPr>
-          <w:rFonts w:eastAsia="Times New Roman"/>
-        </w:rPr>
-        <w:t xml:space="preserve"> kecil. LAN memungkinkan perangkat seperti komputer, printer, dan server bisa saling terhubung dan bertukar data dengan cepat.</w:t>
+        <w:t>LAN, atau Local Area Network, adalah jaringan komputer yang cakupannya kecil. Biasanya digunakan untuk menghubungkan perangkat-perangkat dalam satu ruangan, gedung, atau area yang relatif terbatas. Misalnya, jaringan yang ada di rumah atau kantor kecil. LAN memungkinkan perangkat seperti komputer, printer, dan server bisa saling terhubung dan bertukar data dengan cepat.</w:t>
       </w:r>
       <w:r>
         <w:rPr>
@@ -3973,21 +3796,7 @@
         <w:rPr>
           <w:rFonts w:eastAsia="Times New Roman"/>
         </w:rPr>
-        <w:t xml:space="preserve">LAN juga memiliki kecepatan transfer data yang sangat tinggi. Karena cakupan areanya kecil, perangkat di dalam LAN bisa terhubung dengan sangat cepat dan efisien. LAN biasanya digunakan untuk kebutuhan yang membutuhkan respons cepat, seperti di </w:t>
-      </w:r>
-      <w:proofErr w:type="gramStart"/>
-      <w:r>
-        <w:rPr>
-          <w:rFonts w:eastAsia="Times New Roman"/>
-        </w:rPr>
-        <w:t>kantor</w:t>
-      </w:r>
-      <w:proofErr w:type="gramEnd"/>
-      <w:r>
-        <w:rPr>
-          <w:rFonts w:eastAsia="Times New Roman"/>
-        </w:rPr>
-        <w:t xml:space="preserve"> atau sekolah. Kalau kamu ingin menghubungkan komputer di rumahmu dengan printer tanpa kabel, itu artinya kamu sedang membuat jaringan LAN kecil.</w:t>
+        <w:t>LAN juga memiliki kecepatan transfer data yang sangat tinggi. Karena cakupan areanya kecil, perangkat di dalam LAN bisa terhubung dengan sangat cepat dan efisien. LAN biasanya digunakan untuk kebutuhan yang membutuhkan respons cepat, seperti di kantor atau sekolah. Kalau kamu ingin menghubungkan komputer di rumahmu dengan printer tanpa kabel, itu artinya kamu sedang membuat jaringan LAN kecil.</w:t>
       </w:r>
       <w:r>
         <w:rPr>
@@ -4303,35 +4112,7 @@
         <w:rPr>
           <w:rFonts w:eastAsia="Times New Roman"/>
         </w:rPr>
-        <w:t xml:space="preserve">Fungsi adalah </w:t>
-      </w:r>
-      <w:proofErr w:type="gramStart"/>
-      <w:r>
-        <w:rPr>
-          <w:rFonts w:eastAsia="Times New Roman"/>
-        </w:rPr>
-        <w:t>blok</w:t>
-      </w:r>
-      <w:proofErr w:type="gramEnd"/>
-      <w:r>
-        <w:rPr>
-          <w:rFonts w:eastAsia="Times New Roman"/>
-        </w:rPr>
-        <w:t xml:space="preserve"> kode yang dirancang untuk melakukan tugas tertentu. Fungsi membantu membuat kode lebih terstruktur, efisien, dan mudah digunakan kembali tanpa harus menulis ulang perintah yang </w:t>
-      </w:r>
-      <w:proofErr w:type="gramStart"/>
-      <w:r>
-        <w:rPr>
-          <w:rFonts w:eastAsia="Times New Roman"/>
-        </w:rPr>
-        <w:t>sama</w:t>
-      </w:r>
-      <w:proofErr w:type="gramEnd"/>
-      <w:r>
-        <w:rPr>
-          <w:rFonts w:eastAsia="Times New Roman"/>
-        </w:rPr>
-        <w:t xml:space="preserve"> berulang kali.</w:t>
+        <w:t>Fungsi adalah blok kode yang dirancang untuk melakukan tugas tertentu. Fungsi membantu membuat kode lebih terstruktur, efisien, dan mudah digunakan kembali tanpa harus menulis ulang perintah yang sama berulang kali.</w:t>
       </w:r>
       <w:r>
         <w:rPr>
@@ -4344,21 +4125,7 @@
         <w:rPr>
           <w:rFonts w:eastAsia="Times New Roman"/>
         </w:rPr>
-        <w:t xml:space="preserve">Sebuah fungsi dapat menerima input, </w:t>
-      </w:r>
-      <w:proofErr w:type="gramStart"/>
-      <w:r>
-        <w:rPr>
-          <w:rFonts w:eastAsia="Times New Roman"/>
-        </w:rPr>
-        <w:t>yang dikenal sebagai parameter</w:t>
-      </w:r>
-      <w:proofErr w:type="gramEnd"/>
-      <w:r>
-        <w:rPr>
-          <w:rFonts w:eastAsia="Times New Roman"/>
-        </w:rPr>
-        <w:t xml:space="preserve">, dan setelah melakukan serangkaian instruksi, biasanya menghasilkan </w:t>
+        <w:t xml:space="preserve">Sebuah fungsi dapat menerima input, yang dikenal sebagai parameter, dan setelah melakukan serangkaian instruksi, biasanya menghasilkan </w:t>
       </w:r>
       <w:hyperlink r:id="rId11">
         <w:r>
@@ -4372,7 +4139,14 @@
         <w:rPr>
           <w:rFonts w:eastAsia="Times New Roman"/>
         </w:rPr>
-        <w:t xml:space="preserve"> atau melakukan tindakan tertentu dalam program.</w:t>
+        <w:t xml:space="preserve"> atau melakukan tindakan </w:t>
+      </w:r>
+      <w:r>
+        <w:rPr>
+          <w:rFonts w:eastAsia="Times New Roman"/>
+        </w:rPr>
+        <w:lastRenderedPageBreak/>
+        <w:t>tertentu dalam program.</w:t>
       </w:r>
       <w:r>
         <w:rPr>
@@ -4390,7 +4164,6 @@
         <w:rPr>
           <w:rFonts w:eastAsia="Times New Roman"/>
         </w:rPr>
-        <w:lastRenderedPageBreak/>
         <w:br/>
       </w:r>
       <w:r>
@@ -5267,21 +5040,7 @@
         <w:rPr>
           <w:rFonts w:eastAsia="Times New Roman"/>
         </w:rPr>
-        <w:t xml:space="preserve">Bilangan biner adalah sistem bilangan dasar dalam komputasi, yang memungkinkan proses perhitungan, penyimpanan, dan transmisi data dalam bentuk yang dapat dipahami oleh perangkat elektronik. </w:t>
-      </w:r>
-      <w:proofErr w:type="gramStart"/>
-      <w:r>
-        <w:rPr>
-          <w:rFonts w:eastAsia="Times New Roman"/>
-        </w:rPr>
-        <w:t>sistem</w:t>
-      </w:r>
-      <w:proofErr w:type="gramEnd"/>
-      <w:r>
-        <w:rPr>
-          <w:rFonts w:eastAsia="Times New Roman"/>
-        </w:rPr>
-        <w:t xml:space="preserve"> bilangan biner atau sistem bilangan basis dua suatu sistem penulisan angka dengan menggunakan dua lambang yaitu adalah </w:t>
+        <w:t xml:space="preserve">Bilangan biner adalah sistem bilangan dasar dalam komputasi, yang memungkinkan proses perhitungan, penyimpanan, dan transmisi data dalam bentuk yang dapat dipahami oleh perangkat elektronik. sistem bilangan biner atau sistem bilangan basis dua suatu sistem penulisan angka dengan menggunakan dua lambang yaitu adalah </w:t>
       </w:r>
       <w:hyperlink r:id="rId12">
         <w:r>
@@ -5297,8 +5056,8 @@
         </w:rPr>
         <w:t>, Tidak ada satu simbol yang mewakili bilangan dua.</w:t>
       </w:r>
-      <w:bookmarkStart w:id="1" w:name="_3znysh7" w:colFirst="0" w:colLast="0"/>
-      <w:bookmarkEnd w:id="1"/>
+      <w:bookmarkStart w:id="0" w:name="_3znysh7" w:colFirst="0" w:colLast="0"/>
+      <w:bookmarkEnd w:id="0"/>
       <w:r>
         <w:rPr>
           <w:rFonts w:eastAsia="Times New Roman"/>
@@ -5371,21 +5130,7 @@
         <w:rPr>
           <w:rFonts w:eastAsia="Times New Roman"/>
         </w:rPr>
-        <w:t xml:space="preserve">Ulangi sampai hasil bagi = </w:t>
-      </w:r>
-      <w:proofErr w:type="gramStart"/>
-      <w:r>
-        <w:rPr>
-          <w:rFonts w:eastAsia="Times New Roman"/>
-        </w:rPr>
-        <w:t>0</w:t>
-      </w:r>
-      <w:proofErr w:type="gramEnd"/>
-      <w:r>
-        <w:rPr>
-          <w:rFonts w:eastAsia="Times New Roman"/>
-        </w:rPr>
-        <w:t>.</w:t>
+        <w:t>Ulangi sampai hasil bagi = 0.</w:t>
       </w:r>
     </w:p>
     <w:p>
@@ -5490,6 +5235,7 @@
         <w:rPr>
           <w:rFonts w:eastAsia="Times New Roman"/>
         </w:rPr>
+        <w:lastRenderedPageBreak/>
         <w:t xml:space="preserve">6 ÷ 2 = 3 sisa </w:t>
       </w:r>
       <w:r>
@@ -5516,7 +5262,6 @@
         <w:rPr>
           <w:rFonts w:eastAsia="Times New Roman"/>
         </w:rPr>
-        <w:lastRenderedPageBreak/>
         <w:t xml:space="preserve">3 ÷ 2 = 1 sisa </w:t>
       </w:r>
       <w:r>
@@ -6611,7 +6356,14 @@
         <w:rPr>
           <w:rFonts w:eastAsia="Times New Roman"/>
         </w:rPr>
-        <w:t>Algoritma adalah sebuah proses atau serangkaian langkah yang digunakan untuk menyelesaikan masalah atau mencapai tujuan tertentu. Ini bisa digunakan dalam berbagai situasi seperti dalam membuat kopi, memasak nasi, mencari rute terpendek untuk sampai ke tujuan dengan menggunakan aplikasi navigasi, atau mencari produk terbaik dengan harga terbaik dalam belanja online. Konsep algoritma sangat penting dalam bidang teknologi dan ilmu komputer, namun juga sangat berguna dalam kehidupan sehari-hari.</w:t>
+        <w:t xml:space="preserve">Algoritma adalah sebuah proses atau serangkaian langkah yang digunakan untuk menyelesaikan masalah atau mencapai tujuan tertentu. Ini bisa digunakan dalam berbagai situasi seperti dalam membuat kopi, memasak nasi, mencari rute terpendek untuk sampai ke tujuan dengan menggunakan aplikasi navigasi, atau mencari produk terbaik dengan harga terbaik dalam belanja online. Konsep algoritma sangat penting dalam bidang </w:t>
+      </w:r>
+      <w:r>
+        <w:rPr>
+          <w:rFonts w:eastAsia="Times New Roman"/>
+        </w:rPr>
+        <w:lastRenderedPageBreak/>
+        <w:t>teknologi dan ilmu komputer, namun juga sangat berguna dalam kehidupan sehari-hari.</w:t>
       </w:r>
       <w:r>
         <w:rPr>
@@ -6630,14 +6382,7 @@
         <w:rPr>
           <w:rFonts w:eastAsia="Times New Roman"/>
         </w:rPr>
-        <w:t xml:space="preserve">Konsep algoritma sangat penting dalam pemecahan masalah, terutama dalam </w:t>
-      </w:r>
-      <w:r>
-        <w:rPr>
-          <w:rFonts w:eastAsia="Times New Roman"/>
-        </w:rPr>
-        <w:lastRenderedPageBreak/>
-        <w:t>pemrograman komputer. Dengan algoritma yang baik, kita dapat menyelesaikan tugas secara lebih efisien dan sistematis.</w:t>
+        <w:t>Konsep algoritma sangat penting dalam pemecahan masalah, terutama dalam pemrograman komputer. Dengan algoritma yang baik, kita dapat menyelesaikan tugas secara lebih efisien dan sistematis.</w:t>
       </w:r>
       <w:r>
         <w:rPr>
@@ -7384,23 +7129,7 @@
           <w:rFonts w:eastAsia="Times New Roman"/>
           <w:color w:val="000000"/>
         </w:rPr>
-        <w:t xml:space="preserve">Perangkat lunak aplikasi perkantoran diperginakan untuk menyelesaikan pekerjaan </w:t>
-      </w:r>
-      <w:proofErr w:type="gramStart"/>
-      <w:r>
-        <w:rPr>
-          <w:rFonts w:eastAsia="Times New Roman"/>
-          <w:color w:val="000000"/>
-        </w:rPr>
-        <w:t>kantor</w:t>
-      </w:r>
-      <w:proofErr w:type="gramEnd"/>
-      <w:r>
-        <w:rPr>
-          <w:rFonts w:eastAsia="Times New Roman"/>
-          <w:color w:val="000000"/>
-        </w:rPr>
-        <w:t xml:space="preserve"> seperti mengetik, membuat tabel kerja, membuat database sederhana, ataupun mengolah image/ citra sederhana. </w:t>
+        <w:t xml:space="preserve">Perangkat lunak aplikasi perkantoran diperginakan untuk menyelesaikan pekerjaan kantor seperti mengetik, membuat tabel kerja, membuat database sederhana, ataupun mengolah image/ citra sederhana. </w:t>
       </w:r>
     </w:p>
     <w:p>
@@ -7430,21 +7159,13 @@
         </w:rPr>
         <w:t xml:space="preserve">Perangkat lunak pemrograman, softwere yang digunakan untuk menterjemahkan instruksi dari bahasa pemrograman ke kode bahasa mesin melalui prosedur tertentu </w:t>
       </w:r>
-      <w:proofErr w:type="gramStart"/>
       <w:r>
         <w:rPr>
           <w:rFonts w:eastAsia="Times New Roman"/>
           <w:color w:val="000000"/>
         </w:rPr>
-        <w:t>adar</w:t>
-      </w:r>
-      <w:proofErr w:type="gramEnd"/>
-      <w:r>
-        <w:rPr>
-          <w:rFonts w:eastAsia="Times New Roman"/>
-          <w:color w:val="000000"/>
-        </w:rPr>
-        <w:t xml:space="preserve"> dapat diterima dan dibaca komputer umumnya perangkat kunak ini untuk menterjemahkan, menulis, menguji, mengembangkan.</w:t>
+        <w:lastRenderedPageBreak/>
+        <w:t>adar dapat diterima dan dibaca komputer umumnya perangkat kunak ini untuk menterjemahkan, menulis, menguji, mengembangkan.</w:t>
       </w:r>
     </w:p>
     <w:p>
@@ -8252,21 +7973,7 @@
         <w:rPr>
           <w:rFonts w:eastAsia="Times New Roman"/>
         </w:rPr>
-        <w:t xml:space="preserve">Software </w:t>
-      </w:r>
-      <w:proofErr w:type="gramStart"/>
-      <w:r>
-        <w:rPr>
-          <w:rFonts w:eastAsia="Times New Roman"/>
-        </w:rPr>
-        <w:t>merupakan  perangkat</w:t>
-      </w:r>
-      <w:proofErr w:type="gramEnd"/>
-      <w:r>
-        <w:rPr>
-          <w:rFonts w:eastAsia="Times New Roman"/>
-        </w:rPr>
-        <w:t xml:space="preserve"> lunak yang digunakan untuk mengoperasikan satu atau lebih aplikasi seperti program basis data, program pengolah kata, program pengeditan video, atau program browser web. Selain itu, perangkat lunak aplikasi juga berarti program yang berdiri sendiri dalam memenuhi kebutuha</w:t>
+        <w:t>Software merupakan  perangkat lunak yang digunakan untuk mengoperasikan satu atau lebih aplikasi seperti program basis data, program pengolah kata, program pengeditan video, atau program browser web. Selain itu, perangkat lunak aplikasi juga berarti program yang berdiri sendiri dalam memenuhi kebutuha</w:t>
       </w:r>
       <w:r>
         <w:rPr>
@@ -8285,21 +7992,7 @@
         <w:rPr>
           <w:rFonts w:eastAsia="Times New Roman"/>
         </w:rPr>
-        <w:t xml:space="preserve">Perangkat lunak aplikasi memproses kebutuhan penggunanya dengan </w:t>
-      </w:r>
-      <w:proofErr w:type="gramStart"/>
-      <w:r>
-        <w:rPr>
-          <w:rFonts w:eastAsia="Times New Roman"/>
-        </w:rPr>
-        <w:t>cara</w:t>
-      </w:r>
-      <w:proofErr w:type="gramEnd"/>
-      <w:r>
-        <w:rPr>
-          <w:rFonts w:eastAsia="Times New Roman"/>
-        </w:rPr>
-        <w:t xml:space="preserve"> memfasilitasi kegiatan pengguna sehingga memberikan hasil sesuai dengan kebutuhan pengguna dan dapat membantu dalam pengambilan keputusan.</w:t>
+        <w:t>Perangkat lunak aplikasi memproses kebutuhan penggunanya dengan cara memfasilitasi kegiatan pengguna sehingga memberikan hasil sesuai dengan kebutuhan pengguna dan dapat membantu dalam pengambilan keputusan.</w:t>
       </w:r>
       <w:r>
         <w:rPr>
@@ -8430,6 +8123,7 @@
               <w:rPr>
                 <w:rFonts w:eastAsia="Times New Roman"/>
               </w:rPr>
+              <w:lastRenderedPageBreak/>
               <w:t>Zoom dan Google Meet merupakan perangkat lunak untuk komunikasi dan rapat daring</w:t>
             </w:r>
           </w:p>
@@ -8446,12 +8140,6 @@
                 <w:rFonts w:eastAsia="Times New Roman"/>
               </w:rPr>
             </w:pPr>
-            <w:r>
-              <w:rPr>
-                <w:rFonts w:ascii="Gungsuh" w:eastAsia="Gungsuh" w:hAnsi="Gungsuh" w:cs="Gungsuh"/>
-              </w:rPr>
-              <w:t>√</w:t>
-            </w:r>
           </w:p>
         </w:tc>
         <w:tc>
@@ -8502,12 +8190,6 @@
                 <w:rFonts w:eastAsia="Times New Roman"/>
               </w:rPr>
             </w:pPr>
-            <w:r>
-              <w:rPr>
-                <w:rFonts w:ascii="Gungsuh" w:eastAsia="Gungsuh" w:hAnsi="Gungsuh" w:cs="Gungsuh"/>
-              </w:rPr>
-              <w:t>√</w:t>
-            </w:r>
           </w:p>
         </w:tc>
         <w:tc>
@@ -8570,12 +8252,6 @@
                 <w:rFonts w:eastAsia="Times New Roman"/>
               </w:rPr>
             </w:pPr>
-            <w:r>
-              <w:rPr>
-                <w:rFonts w:ascii="Gungsuh" w:eastAsia="Gungsuh" w:hAnsi="Gungsuh" w:cs="Gungsuh"/>
-              </w:rPr>
-              <w:t>√</w:t>
-            </w:r>
           </w:p>
         </w:tc>
       </w:tr>
@@ -8618,7 +8294,6 @@
         <w:rPr>
           <w:rFonts w:eastAsia="Times New Roman"/>
         </w:rPr>
-        <w:lastRenderedPageBreak/>
         <w:t>Pasangkanlah pernyataan di bawah ini dengan tepat!</w:t>
       </w:r>
     </w:p>
@@ -9185,35 +8860,7 @@
         <w:rPr>
           <w:rFonts w:eastAsia="Times New Roman"/>
         </w:rPr>
-        <w:t xml:space="preserve">Sebagai contoh, dalam Scratch, jika kita ingin membuat karakter melompat saat tombol ditekan, kita bisa membuat </w:t>
-      </w:r>
-      <w:proofErr w:type="gramStart"/>
-      <w:r>
-        <w:rPr>
-          <w:rFonts w:eastAsia="Times New Roman"/>
-        </w:rPr>
-        <w:t>blok</w:t>
-      </w:r>
-      <w:proofErr w:type="gramEnd"/>
-      <w:r>
-        <w:rPr>
-          <w:rFonts w:eastAsia="Times New Roman"/>
-        </w:rPr>
-        <w:t xml:space="preserve"> khusus (custom block) bernama "Lompat" yang berisi instruksi gerakan ke atas dan turun kembali. Dengan </w:t>
-      </w:r>
-      <w:proofErr w:type="gramStart"/>
-      <w:r>
-        <w:rPr>
-          <w:rFonts w:eastAsia="Times New Roman"/>
-        </w:rPr>
-        <w:t>cara</w:t>
-      </w:r>
-      <w:proofErr w:type="gramEnd"/>
-      <w:r>
-        <w:rPr>
-          <w:rFonts w:eastAsia="Times New Roman"/>
-        </w:rPr>
-        <w:t xml:space="preserve"> ini, kita bisa memanggil blok tersebut kapan pun dibutuhkan tanpa harus menulis ulang instruksi yang sama.</w:t>
+        <w:t>Sebagai contoh, dalam Scratch, jika kita ingin membuat karakter melompat saat tombol ditekan, kita bisa membuat blok khusus (custom block) bernama "Lompat" yang berisi instruksi gerakan ke atas dan turun kembali. Dengan cara ini, kita bisa memanggil blok tersebut kapan pun dibutuhkan tanpa harus menulis ulang instruksi yang sama.</w:t>
       </w:r>
       <w:r>
         <w:rPr>
@@ -9607,12 +9254,6 @@
                 <w:rFonts w:eastAsia="Times New Roman"/>
               </w:rPr>
             </w:pPr>
-            <w:r>
-              <w:rPr>
-                <w:rFonts w:ascii="Gungsuh" w:eastAsia="Gungsuh" w:hAnsi="Gungsuh" w:cs="Gungsuh"/>
-              </w:rPr>
-              <w:t>√</w:t>
-            </w:r>
           </w:p>
         </w:tc>
         <w:tc>
@@ -9646,7 +9287,6 @@
               <w:rPr>
                 <w:rFonts w:eastAsia="Times New Roman"/>
               </w:rPr>
-              <w:lastRenderedPageBreak/>
               <w:t>Semua bahasa pemrograman visual tidak mendukung konsep modularisasi.</w:t>
             </w:r>
           </w:p>
@@ -9677,12 +9317,6 @@
                 <w:rFonts w:eastAsia="Times New Roman"/>
               </w:rPr>
             </w:pPr>
-            <w:r>
-              <w:rPr>
-                <w:rFonts w:ascii="Gungsuh" w:eastAsia="Gungsuh" w:hAnsi="Gungsuh" w:cs="Gungsuh"/>
-              </w:rPr>
-              <w:t>√</w:t>
-            </w:r>
           </w:p>
         </w:tc>
       </w:tr>
@@ -9718,12 +9352,6 @@
                 <w:rFonts w:eastAsia="Times New Roman"/>
               </w:rPr>
             </w:pPr>
-            <w:r>
-              <w:rPr>
-                <w:rFonts w:ascii="Gungsuh" w:eastAsia="Gungsuh" w:hAnsi="Gungsuh" w:cs="Gungsuh"/>
-              </w:rPr>
-              <w:t>√</w:t>
-            </w:r>
           </w:p>
         </w:tc>
         <w:tc>
@@ -10205,38 +9833,10 @@
         <w:rPr>
           <w:rFonts w:eastAsia="Times New Roman"/>
         </w:rPr>
-        <w:t xml:space="preserve">Scratch adalah salah satu contoh terbaik bagaimana VPL dapat digunakan untuk mengajarkan pemrograman kepada anak-anak. Bahasa pemrograman visual Scratch di buat oleh MIT Media Lab, Scratch menggunakan </w:t>
-      </w:r>
-      <w:proofErr w:type="gramStart"/>
-      <w:r>
-        <w:rPr>
-          <w:rFonts w:eastAsia="Times New Roman"/>
-        </w:rPr>
-        <w:t>blok</w:t>
-      </w:r>
-      <w:proofErr w:type="gramEnd"/>
-      <w:r>
-        <w:rPr>
-          <w:rFonts w:eastAsia="Times New Roman"/>
-        </w:rPr>
-        <w:t xml:space="preserve"> kode berwarna-warni yang dapat disusun untuk menciptakan animasi, game, dan cerita interaktif. Setiap </w:t>
-      </w:r>
-      <w:proofErr w:type="gramStart"/>
-      <w:r>
-        <w:rPr>
-          <w:rFonts w:eastAsia="Times New Roman"/>
-        </w:rPr>
-        <w:t>blok</w:t>
-      </w:r>
-      <w:proofErr w:type="gramEnd"/>
-      <w:r>
-        <w:rPr>
-          <w:rFonts w:eastAsia="Times New Roman"/>
-        </w:rPr>
-        <w:t xml:space="preserve"> mewakili perintah atau aksi tertentu, seperti gerakan, suara, atau kontrol alur.</w:t>
-      </w:r>
-      <w:bookmarkStart w:id="2" w:name="_3dy6vkm" w:colFirst="0" w:colLast="0"/>
-      <w:bookmarkEnd w:id="2"/>
+        <w:t>Scratch adalah salah satu contoh terbaik bagaimana VPL dapat digunakan untuk mengajarkan pemrograman kepada anak-anak. Bahasa pemrograman visual Scratch di buat oleh MIT Media Lab, Scratch menggunakan blok kode berwarna-warni yang dapat disusun untuk menciptakan animasi, game, dan cerita interaktif. Setiap blok mewakili perintah atau aksi tertentu, seperti gerakan, suara, atau kontrol alur.</w:t>
+      </w:r>
+      <w:bookmarkStart w:id="1" w:name="_3dy6vkm" w:colFirst="0" w:colLast="0"/>
+      <w:bookmarkEnd w:id="1"/>
       <w:r>
         <w:rPr>
           <w:rFonts w:eastAsia="Times New Roman"/>
@@ -10274,21 +9874,7 @@
         <w:rPr>
           <w:rFonts w:eastAsia="Times New Roman"/>
         </w:rPr>
-        <w:t xml:space="preserve">Antarmuka Drag-and-Drop: Pengguna dapat menyeret dan menjatuhkan </w:t>
-      </w:r>
-      <w:proofErr w:type="gramStart"/>
-      <w:r>
-        <w:rPr>
-          <w:rFonts w:eastAsia="Times New Roman"/>
-        </w:rPr>
-        <w:t>blok</w:t>
-      </w:r>
-      <w:proofErr w:type="gramEnd"/>
-      <w:r>
-        <w:rPr>
-          <w:rFonts w:eastAsia="Times New Roman"/>
-        </w:rPr>
-        <w:t xml:space="preserve"> untuk menyusun program.</w:t>
+        <w:t>Antarmuka Drag-and-Drop: Pengguna dapat menyeret dan menjatuhkan blok untuk menyusun program.</w:t>
       </w:r>
     </w:p>
     <w:p>
@@ -10333,19 +9919,11 @@
           <w:rFonts w:eastAsia="Times New Roman"/>
         </w:rPr>
       </w:pPr>
-      <w:proofErr w:type="gramStart"/>
-      <w:r>
-        <w:rPr>
-          <w:rFonts w:eastAsia="Times New Roman"/>
-        </w:rPr>
-        <w:t>Apa</w:t>
-      </w:r>
-      <w:proofErr w:type="gramEnd"/>
-      <w:r>
-        <w:rPr>
-          <w:rFonts w:eastAsia="Times New Roman"/>
-        </w:rPr>
-        <w:t xml:space="preserve"> fungsi utama dari perangkat lunak Scratch dalam dunia pemrograman….</w:t>
+      <w:r>
+        <w:rPr>
+          <w:rFonts w:eastAsia="Times New Roman"/>
+        </w:rPr>
+        <w:t>Apa fungsi utama dari perangkat lunak Scratch dalam dunia pemrograman….</w:t>
       </w:r>
     </w:p>
     <w:p>
@@ -10450,7 +10028,14 @@
         <w:rPr>
           <w:rFonts w:ascii="Gungsuh" w:eastAsia="Gungsuh" w:hAnsi="Gungsuh" w:cs="Gungsuh"/>
         </w:rPr>
-        <w:t>Berikan tanda (√) pada pernyataan yang benar sesuai ilustrasi di atas!</w:t>
+        <w:t xml:space="preserve">Berikan tanda (√) pada pernyataan yang benar sesuai ilustrasi di </w:t>
+      </w:r>
+      <w:r>
+        <w:rPr>
+          <w:rFonts w:ascii="Gungsuh" w:eastAsia="Gungsuh" w:hAnsi="Gungsuh" w:cs="Gungsuh"/>
+        </w:rPr>
+        <w:lastRenderedPageBreak/>
+        <w:t>atas!</w:t>
       </w:r>
     </w:p>
     <w:tbl>
@@ -10705,7 +10290,6 @@
         <w:rPr>
           <w:rFonts w:eastAsia="Times New Roman"/>
         </w:rPr>
-        <w:lastRenderedPageBreak/>
         <w:t>Pilih jawaban benar atau salah sesuai pernyataan yang tepat!</w:t>
       </w:r>
     </w:p>
@@ -11067,21 +10651,7 @@
         <w:rPr>
           <w:rFonts w:eastAsia="Times New Roman"/>
         </w:rPr>
-        <w:t xml:space="preserve">Mendaftar dan membuat akun – Mengisi data diri dan memilih </w:t>
-      </w:r>
-      <w:proofErr w:type="gramStart"/>
-      <w:r>
-        <w:rPr>
-          <w:rFonts w:eastAsia="Times New Roman"/>
-        </w:rPr>
-        <w:t>nama</w:t>
-      </w:r>
-      <w:proofErr w:type="gramEnd"/>
-      <w:r>
-        <w:rPr>
-          <w:rFonts w:eastAsia="Times New Roman"/>
-        </w:rPr>
-        <w:t xml:space="preserve"> blog yang sesuai.</w:t>
+        <w:t>Mendaftar dan membuat akun – Mengisi data diri dan memilih nama blog yang sesuai.</w:t>
       </w:r>
     </w:p>
     <w:p>
@@ -11541,19 +11111,11 @@
           <w:rFonts w:eastAsia="Times New Roman"/>
         </w:rPr>
       </w:pPr>
-      <w:proofErr w:type="gramStart"/>
-      <w:r>
-        <w:rPr>
-          <w:rFonts w:eastAsia="Times New Roman"/>
-        </w:rPr>
-        <w:t>Apa</w:t>
-      </w:r>
-      <w:proofErr w:type="gramEnd"/>
-      <w:r>
-        <w:rPr>
-          <w:rFonts w:eastAsia="Times New Roman"/>
-        </w:rPr>
-        <w:t xml:space="preserve"> tujuan dari menyesuaikan tampilan blog….</w:t>
+      <w:r>
+        <w:rPr>
+          <w:rFonts w:eastAsia="Times New Roman"/>
+        </w:rPr>
+        <w:t>Apa tujuan dari menyesuaikan tampilan blog….</w:t>
       </w:r>
       <w:r>
         <w:rPr>
@@ -11599,6 +11161,12 @@
           <w:rFonts w:eastAsia="Times New Roman"/>
         </w:rPr>
         <w:br/>
+      </w:r>
+      <w:r>
+        <w:rPr>
+          <w:rFonts w:eastAsia="Times New Roman"/>
+        </w:rPr>
+        <w:lastRenderedPageBreak/>
         <w:t xml:space="preserve">D. </w:t>
       </w:r>
       <w:r>
@@ -11716,12 +11284,6 @@
                 <w:rFonts w:eastAsia="Times New Roman"/>
               </w:rPr>
             </w:pPr>
-            <w:r>
-              <w:rPr>
-                <w:rFonts w:ascii="Gungsuh" w:eastAsia="Gungsuh" w:hAnsi="Gungsuh" w:cs="Gungsuh"/>
-              </w:rPr>
-              <w:t>√</w:t>
-            </w:r>
           </w:p>
         </w:tc>
         <w:tc>
@@ -11792,12 +11354,6 @@
                 <w:rFonts w:eastAsia="Times New Roman"/>
               </w:rPr>
             </w:pPr>
-            <w:r>
-              <w:rPr>
-                <w:rFonts w:ascii="Gungsuh" w:eastAsia="Gungsuh" w:hAnsi="Gungsuh" w:cs="Gungsuh"/>
-              </w:rPr>
-              <w:t>√</w:t>
-            </w:r>
           </w:p>
         </w:tc>
         <w:tc>
@@ -11890,26 +11446,13 @@
         <w:rPr>
           <w:rFonts w:eastAsia="Times New Roman"/>
         </w:rPr>
-        <w:lastRenderedPageBreak/>
         <w:t xml:space="preserve">  </w:t>
       </w:r>
       <w:r>
         <w:rPr>
           <w:rFonts w:eastAsia="Times New Roman"/>
         </w:rPr>
-        <w:t>Perhatikan deskri</w:t>
-      </w:r>
-      <w:r>
-        <w:rPr>
-          <w:rFonts w:eastAsia="Times New Roman"/>
-        </w:rPr>
-        <w:t>p</w:t>
-      </w:r>
-      <w:r>
-        <w:rPr>
-          <w:rFonts w:eastAsia="Times New Roman"/>
-        </w:rPr>
-        <w:t>si berikut!</w:t>
+        <w:t>Perhatikan deskripsi berikut!</w:t>
       </w:r>
       <w:r>
         <w:rPr>
@@ -12712,19 +12255,7 @@
         <w:rPr>
           <w:rFonts w:eastAsia="Times New Roman"/>
         </w:rPr>
-        <w:t>kan deskri</w:t>
-      </w:r>
-      <w:r>
-        <w:rPr>
-          <w:rFonts w:eastAsia="Times New Roman"/>
-        </w:rPr>
-        <w:t>p</w:t>
-      </w:r>
-      <w:r>
-        <w:rPr>
-          <w:rFonts w:eastAsia="Times New Roman"/>
-        </w:rPr>
-        <w:t>si berikut!</w:t>
+        <w:t>kan deskripsi berikut!</w:t>
       </w:r>
       <w:r>
         <w:rPr>
@@ -12744,6 +12275,7 @@
           <w:b/>
           <w:bCs/>
         </w:rPr>
+        <w:lastRenderedPageBreak/>
         <w:t>Transformasi Digital: Integrasi Aplikasi Perkantoran untuk Efisiensi dan Produktivitas Maksimal</w:t>
       </w:r>
       <w:r>
@@ -12792,28 +12324,7 @@
         <w:rPr>
           <w:rFonts w:eastAsia="Times New Roman"/>
         </w:rPr>
-        <w:t xml:space="preserve">Integrasi aplikasi perkantoran memberikan banyak manfaat, seperti meningkatkan </w:t>
-      </w:r>
-      <w:r>
-        <w:rPr>
-          <w:rFonts w:eastAsia="Times New Roman"/>
-        </w:rPr>
-        <w:lastRenderedPageBreak/>
-        <w:t xml:space="preserve">efisiensi, mengurangi duplikasi data, dan mempercepat proses kerja. Namun, ada tantangan seperti kompatibilitas antar perangkat lunak dan kebutuhan </w:t>
-      </w:r>
-      <w:proofErr w:type="gramStart"/>
-      <w:r>
-        <w:rPr>
-          <w:rFonts w:eastAsia="Times New Roman"/>
-        </w:rPr>
-        <w:t>akan</w:t>
-      </w:r>
-      <w:proofErr w:type="gramEnd"/>
-      <w:r>
-        <w:rPr>
-          <w:rFonts w:eastAsia="Times New Roman"/>
-        </w:rPr>
-        <w:t xml:space="preserve"> keamanan data.</w:t>
+        <w:t>Integrasi aplikasi perkantoran memberikan banyak manfaat, seperti meningkatkan efisiensi, mengurangi duplikasi data, dan mempercepat proses kerja. Namun, ada tantangan seperti kompatibilitas antar perangkat lunak dan kebutuhan akan keamanan data.</w:t>
       </w:r>
       <w:r>
         <w:rPr>
@@ -13441,19 +12952,7 @@
         <w:rPr>
           <w:rFonts w:eastAsia="Times New Roman"/>
         </w:rPr>
-        <w:t>Perhatikan deskri</w:t>
-      </w:r>
-      <w:r>
-        <w:rPr>
-          <w:rFonts w:eastAsia="Times New Roman"/>
-        </w:rPr>
-        <w:t>p</w:t>
-      </w:r>
-      <w:r>
-        <w:rPr>
-          <w:rFonts w:eastAsia="Times New Roman"/>
-        </w:rPr>
-        <w:t>si berikut!</w:t>
+        <w:t>Perhatikan deskripsi berikut!</w:t>
       </w:r>
       <w:r>
         <w:rPr>
@@ -13515,6 +13014,7 @@
         <w:rPr>
           <w:rFonts w:eastAsia="Times New Roman"/>
         </w:rPr>
+        <w:lastRenderedPageBreak/>
         <w:tab/>
       </w:r>
       <w:r>
@@ -13833,7 +13333,6 @@
               <w:rPr>
                 <w:rFonts w:eastAsia="Times New Roman"/>
               </w:rPr>
-              <w:lastRenderedPageBreak/>
               <w:t>B.</w:t>
             </w:r>
           </w:p>
@@ -13923,21 +13422,7 @@
         <w:rPr>
           <w:rFonts w:eastAsia="Times New Roman"/>
         </w:rPr>
-        <w:t xml:space="preserve">Salah satu </w:t>
-      </w:r>
-      <w:proofErr w:type="gramStart"/>
-      <w:r>
-        <w:rPr>
-          <w:rFonts w:eastAsia="Times New Roman"/>
-        </w:rPr>
-        <w:t>cara</w:t>
-      </w:r>
-      <w:proofErr w:type="gramEnd"/>
-      <w:r>
-        <w:rPr>
-          <w:rFonts w:eastAsia="Times New Roman"/>
-        </w:rPr>
-        <w:t xml:space="preserve"> untuk meningkatkan keamanan akun media sosial adalah….</w:t>
+        <w:t>Salah satu cara untuk meningkatkan keamanan akun media sosial adalah….</w:t>
       </w:r>
       <w:r>
         <w:rPr>
@@ -14265,19 +13750,7 @@
         <w:rPr>
           <w:rFonts w:eastAsia="Times New Roman"/>
         </w:rPr>
-        <w:t>Perhatikan deskri</w:t>
-      </w:r>
-      <w:r>
-        <w:rPr>
-          <w:rFonts w:eastAsia="Times New Roman"/>
-        </w:rPr>
-        <w:t>p</w:t>
-      </w:r>
-      <w:r>
-        <w:rPr>
-          <w:rFonts w:eastAsia="Times New Roman"/>
-        </w:rPr>
-        <w:t>si berikut!</w:t>
+        <w:t>Perhatikan deskripsi berikut!</w:t>
       </w:r>
       <w:r>
         <w:rPr>
@@ -14465,6 +13938,7 @@
               <w:rPr>
                 <w:rFonts w:eastAsia="Times New Roman"/>
               </w:rPr>
+              <w:lastRenderedPageBreak/>
               <w:t>Pernyataan</w:t>
             </w:r>
           </w:p>
@@ -14561,12 +14035,6 @@
                 <w:rFonts w:eastAsia="Times New Roman"/>
               </w:rPr>
             </w:pPr>
-            <w:r>
-              <w:rPr>
-                <w:rFonts w:ascii="Gungsuh" w:eastAsia="Gungsuh" w:hAnsi="Gungsuh" w:cs="Gungsuh"/>
-              </w:rPr>
-              <w:t>√</w:t>
-            </w:r>
           </w:p>
         </w:tc>
       </w:tr>
@@ -14620,12 +14088,6 @@
                 <w:rFonts w:eastAsia="Times New Roman"/>
               </w:rPr>
             </w:pPr>
-            <w:r>
-              <w:rPr>
-                <w:rFonts w:ascii="Gungsuh" w:eastAsia="Gungsuh" w:hAnsi="Gungsuh" w:cs="Gungsuh"/>
-              </w:rPr>
-              <w:t>√</w:t>
-            </w:r>
           </w:p>
         </w:tc>
       </w:tr>
@@ -14664,12 +14126,8 @@
                 <w:rFonts w:eastAsia="Times New Roman"/>
               </w:rPr>
             </w:pPr>
-            <w:r>
-              <w:rPr>
-                <w:rFonts w:ascii="Gungsuh" w:eastAsia="Gungsuh" w:hAnsi="Gungsuh" w:cs="Gungsuh"/>
-              </w:rPr>
-              <w:t>√</w:t>
-            </w:r>
+            <w:bookmarkStart w:id="2" w:name="_GoBack"/>
+            <w:bookmarkEnd w:id="2"/>
           </w:p>
         </w:tc>
         <w:tc>
@@ -14730,7 +14188,6 @@
         <w:rPr>
           <w:rFonts w:eastAsia="Times New Roman"/>
         </w:rPr>
-        <w:lastRenderedPageBreak/>
         <w:t>Pasangkanlah pernyataan di bawah ini dengan tepat!</w:t>
       </w:r>
     </w:p>
@@ -15115,21 +14572,7 @@
         <w:rPr>
           <w:rFonts w:eastAsia="Times New Roman"/>
         </w:rPr>
-        <w:t xml:space="preserve">Salah satu </w:t>
-      </w:r>
-      <w:proofErr w:type="gramStart"/>
-      <w:r>
-        <w:rPr>
-          <w:rFonts w:eastAsia="Times New Roman"/>
-        </w:rPr>
-        <w:t>cara</w:t>
-      </w:r>
-      <w:proofErr w:type="gramEnd"/>
-      <w:r>
-        <w:rPr>
-          <w:rFonts w:eastAsia="Times New Roman"/>
-        </w:rPr>
-        <w:t xml:space="preserve"> untuk menjaga keamanan data adalah….</w:t>
+        <w:t>Salah satu cara untuk menjaga keamanan data adalah….</w:t>
       </w:r>
     </w:p>
     <w:p>
@@ -15189,21 +14632,7 @@
         <w:rPr>
           <w:rFonts w:eastAsia="Times New Roman"/>
         </w:rPr>
-        <w:t xml:space="preserve">Menyimpan semua kata sandi dalam satu dokumen yang dapat diakses oleh semua </w:t>
-      </w:r>
-      <w:proofErr w:type="gramStart"/>
-      <w:r>
-        <w:rPr>
-          <w:rFonts w:eastAsia="Times New Roman"/>
-        </w:rPr>
-        <w:t>tim</w:t>
-      </w:r>
-      <w:proofErr w:type="gramEnd"/>
-      <w:r>
-        <w:rPr>
-          <w:rFonts w:eastAsia="Times New Roman"/>
-        </w:rPr>
-        <w:t>.</w:t>
+        <w:t>Menyimpan semua kata sandi dalam satu dokumen yang dapat diakses oleh semua tim.</w:t>
       </w:r>
     </w:p>
     <w:p>
@@ -15248,19 +14677,7 @@
         <w:rPr>
           <w:rFonts w:eastAsia="Times New Roman"/>
         </w:rPr>
-        <w:t>Perhatikan deskri</w:t>
-      </w:r>
-      <w:r>
-        <w:rPr>
-          <w:rFonts w:eastAsia="Times New Roman"/>
-        </w:rPr>
-        <w:t>p</w:t>
-      </w:r>
-      <w:r>
-        <w:rPr>
-          <w:rFonts w:eastAsia="Times New Roman"/>
-        </w:rPr>
-        <w:t>si berikut!</w:t>
+        <w:t>Perhatikan deskripsi berikut!</w:t>
       </w:r>
       <w:r>
         <w:rPr>
@@ -16345,19 +15762,7 @@
         <w:rPr>
           <w:rFonts w:eastAsia="Times New Roman"/>
         </w:rPr>
-        <w:t>Perhatikan deskri</w:t>
-      </w:r>
-      <w:r>
-        <w:rPr>
-          <w:rFonts w:eastAsia="Times New Roman"/>
-        </w:rPr>
-        <w:t>p</w:t>
-      </w:r>
-      <w:r>
-        <w:rPr>
-          <w:rFonts w:eastAsia="Times New Roman"/>
-        </w:rPr>
-        <w:t>si berikut!</w:t>
+        <w:t>Perhatikan deskripsi berikut!</w:t>
       </w:r>
       <w:r>
         <w:rPr>
@@ -16491,6 +15896,7 @@
         <w:rPr>
           <w:rFonts w:eastAsia="Times New Roman"/>
         </w:rPr>
+        <w:lastRenderedPageBreak/>
         <w:t>Pemantauan jarak jauh – IoT memungkinkan pemantauan kondisi pasien dalam layanan kesehatan atau pemantauan kendaraan dalam industri logistik.</w:t>
       </w:r>
     </w:p>
@@ -16525,21 +15931,7 @@
         <w:rPr>
           <w:rFonts w:eastAsia="Times New Roman"/>
         </w:rPr>
-        <w:t xml:space="preserve">Teknologi IoT dapat meningkatkan efisiensi di bidang transportasi dengan </w:t>
-      </w:r>
-      <w:proofErr w:type="gramStart"/>
-      <w:r>
-        <w:rPr>
-          <w:rFonts w:eastAsia="Times New Roman"/>
-        </w:rPr>
-        <w:t>cara</w:t>
-      </w:r>
-      <w:proofErr w:type="gramEnd"/>
-      <w:r>
-        <w:rPr>
-          <w:rFonts w:eastAsia="Times New Roman"/>
-        </w:rPr>
-        <w:t>….</w:t>
+        <w:t>Teknologi IoT dapat meningkatkan efisiensi di bidang transportasi dengan cara….</w:t>
       </w:r>
       <w:r>
         <w:rPr>
@@ -16642,7 +16034,6 @@
         <w:rPr>
           <w:rFonts w:eastAsia="Times New Roman"/>
         </w:rPr>
-        <w:lastRenderedPageBreak/>
         <w:t>Pasangkanlah pernyataan di bawah ini dengan tepat!</w:t>
       </w:r>
     </w:p>
@@ -17404,7 +16795,6 @@
           <w:sz w:val="22"/>
           <w:szCs w:val="22"/>
         </w:rPr>
-        <w:lastRenderedPageBreak/>
         <w:t>KUNCI JAWABAN</w:t>
       </w:r>
     </w:p>
@@ -18374,15 +17764,7 @@
                 <w:sz w:val="22"/>
                 <w:szCs w:val="22"/>
               </w:rPr>
-              <w:t>(1,C) (2,</w:t>
-            </w:r>
-            <w:r>
-              <w:rPr>
-                <w:rFonts w:eastAsia="Times New Roman"/>
-                <w:sz w:val="22"/>
-                <w:szCs w:val="22"/>
-              </w:rPr>
-              <w:t>A)</w:t>
+              <w:t>(1,C) (2,A)</w:t>
             </w:r>
           </w:p>
           <w:p>
@@ -19197,7 +18579,7 @@
 </file>
 
 <file path=word/endnotes.xml><?xml version="1.0" encoding="utf-8"?>
-<w:endnotes xmlns:wpc="http://schemas.microsoft.com/office/word/2010/wordprocessingCanvas" xmlns:cx="http://schemas.microsoft.com/office/drawing/2014/chartex" xmlns:cx1="http://schemas.microsoft.com/office/drawing/2015/9/8/chartex" xmlns:mc="http://schemas.openxmlformats.org/markup-compatibility/2006" xmlns:o="urn:schemas-microsoft-com:office:office" xmlns:r="http://schemas.openxmlformats.org/officeDocument/2006/relationships" xmlns:m="http://schemas.openxmlformats.org/officeDocument/2006/math" xmlns:v="urn:schemas-microsoft-com:vml" xmlns:wp14="http://schemas.microsoft.com/office/word/2010/wordprocessingDrawing" xmlns:wp="http://schemas.openxmlformats.org/drawingml/2006/wordprocessingDrawing" xmlns:w10="urn:schemas-microsoft-com:office:word" xmlns:w="http://schemas.openxmlformats.org/wordprocessingml/2006/main" xmlns:w14="http://schemas.microsoft.com/office/word/2010/wordml" xmlns:w15="http://schemas.microsoft.com/office/word/2012/wordml" xmlns:w16se="http://schemas.microsoft.com/office/word/2015/wordml/symex" xmlns:wpg="http://schemas.microsoft.com/office/word/2010/wordprocessingGroup" xmlns:wpi="http://schemas.microsoft.com/office/word/2010/wordprocessingInk" xmlns:wne="http://schemas.microsoft.com/office/word/2006/wordml" xmlns:wps="http://schemas.microsoft.com/office/word/2010/wordprocessingShape" mc:Ignorable="w14 w15 w16se wp14">
+<w:endnotes xmlns:wpc="http://schemas.microsoft.com/office/word/2010/wordprocessingCanvas" xmlns:cx="http://schemas.microsoft.com/office/drawing/2014/chartex" xmlns:cx1="http://schemas.microsoft.com/office/drawing/2015/9/8/chartex" xmlns:cx2="http://schemas.microsoft.com/office/drawing/2015/10/21/chartex" xmlns:cx3="http://schemas.microsoft.com/office/drawing/2016/5/9/chartex" xmlns:cx4="http://schemas.microsoft.com/office/drawing/2016/5/10/chartex" xmlns:cx5="http://schemas.microsoft.com/office/drawing/2016/5/11/chartex" xmlns:cx6="http://schemas.microsoft.com/office/drawing/2016/5/12/chartex" xmlns:cx7="http://schemas.microsoft.com/office/drawing/2016/5/13/chartex" xmlns:cx8="http://schemas.microsoft.com/office/drawing/2016/5/14/chartex" xmlns:mc="http://schemas.openxmlformats.org/markup-compatibility/2006" xmlns:aink="http://schemas.microsoft.com/office/drawing/2016/ink" xmlns:am3d="http://schemas.microsoft.com/office/drawing/2017/model3d" xmlns:o="urn:schemas-microsoft-com:office:office" xmlns:r="http://schemas.openxmlformats.org/officeDocument/2006/relationships" xmlns:m="http://schemas.openxmlformats.org/officeDocument/2006/math" xmlns:v="urn:schemas-microsoft-com:vml" xmlns:wp14="http://schemas.microsoft.com/office/word/2010/wordprocessingDrawing" xmlns:wp="http://schemas.openxmlformats.org/drawingml/2006/wordprocessingDrawing" xmlns:w10="urn:schemas-microsoft-com:office:word" xmlns:w="http://schemas.openxmlformats.org/wordprocessingml/2006/main" xmlns:w14="http://schemas.microsoft.com/office/word/2010/wordml" xmlns:w15="http://schemas.microsoft.com/office/word/2012/wordml" xmlns:w16cex="http://schemas.microsoft.com/office/word/2018/wordml/cex" xmlns:w16cid="http://schemas.microsoft.com/office/word/2016/wordml/cid" xmlns:w16="http://schemas.microsoft.com/office/word/2018/wordml" xmlns:w16se="http://schemas.microsoft.com/office/word/2015/wordml/symex" xmlns:wpg="http://schemas.microsoft.com/office/word/2010/wordprocessingGroup" xmlns:wpi="http://schemas.microsoft.com/office/word/2010/wordprocessingInk" xmlns:wne="http://schemas.microsoft.com/office/word/2006/wordml" xmlns:wps="http://schemas.microsoft.com/office/word/2010/wordprocessingShape" mc:Ignorable="w14 w15 w16se w16cid w16 w16cex wp14">
   <w:endnote w:type="separator" w:id="-1">
     <w:p>
       <w:r>
@@ -19216,7 +18598,7 @@
 </file>
 
 <file path=word/footnotes.xml><?xml version="1.0" encoding="utf-8"?>
-<w:footnotes xmlns:wpc="http://schemas.microsoft.com/office/word/2010/wordprocessingCanvas" xmlns:cx="http://schemas.microsoft.com/office/drawing/2014/chartex" xmlns:cx1="http://schemas.microsoft.com/office/drawing/2015/9/8/chartex" xmlns:mc="http://schemas.openxmlformats.org/markup-compatibility/2006" xmlns:o="urn:schemas-microsoft-com:office:office" xmlns:r="http://schemas.openxmlformats.org/officeDocument/2006/relationships" xmlns:m="http://schemas.openxmlformats.org/officeDocument/2006/math" xmlns:v="urn:schemas-microsoft-com:vml" xmlns:wp14="http://schemas.microsoft.com/office/word/2010/wordprocessingDrawing" xmlns:wp="http://schemas.openxmlformats.org/drawingml/2006/wordprocessingDrawing" xmlns:w10="urn:schemas-microsoft-com:office:word" xmlns:w="http://schemas.openxmlformats.org/wordprocessingml/2006/main" xmlns:w14="http://schemas.microsoft.com/office/word/2010/wordml" xmlns:w15="http://schemas.microsoft.com/office/word/2012/wordml" xmlns:w16se="http://schemas.microsoft.com/office/word/2015/wordml/symex" xmlns:wpg="http://schemas.microsoft.com/office/word/2010/wordprocessingGroup" xmlns:wpi="http://schemas.microsoft.com/office/word/2010/wordprocessingInk" xmlns:wne="http://schemas.microsoft.com/office/word/2006/wordml" xmlns:wps="http://schemas.microsoft.com/office/word/2010/wordprocessingShape" mc:Ignorable="w14 w15 w16se wp14">
+<w:footnotes xmlns:wpc="http://schemas.microsoft.com/office/word/2010/wordprocessingCanvas" xmlns:cx="http://schemas.microsoft.com/office/drawing/2014/chartex" xmlns:cx1="http://schemas.microsoft.com/office/drawing/2015/9/8/chartex" xmlns:cx2="http://schemas.microsoft.com/office/drawing/2015/10/21/chartex" xmlns:cx3="http://schemas.microsoft.com/office/drawing/2016/5/9/chartex" xmlns:cx4="http://schemas.microsoft.com/office/drawing/2016/5/10/chartex" xmlns:cx5="http://schemas.microsoft.com/office/drawing/2016/5/11/chartex" xmlns:cx6="http://schemas.microsoft.com/office/drawing/2016/5/12/chartex" xmlns:cx7="http://schemas.microsoft.com/office/drawing/2016/5/13/chartex" xmlns:cx8="http://schemas.microsoft.com/office/drawing/2016/5/14/chartex" xmlns:mc="http://schemas.openxmlformats.org/markup-compatibility/2006" xmlns:aink="http://schemas.microsoft.com/office/drawing/2016/ink" xmlns:am3d="http://schemas.microsoft.com/office/drawing/2017/model3d" xmlns:o="urn:schemas-microsoft-com:office:office" xmlns:r="http://schemas.openxmlformats.org/officeDocument/2006/relationships" xmlns:m="http://schemas.openxmlformats.org/officeDocument/2006/math" xmlns:v="urn:schemas-microsoft-com:vml" xmlns:wp14="http://schemas.microsoft.com/office/word/2010/wordprocessingDrawing" xmlns:wp="http://schemas.openxmlformats.org/drawingml/2006/wordprocessingDrawing" xmlns:w10="urn:schemas-microsoft-com:office:word" xmlns:w="http://schemas.openxmlformats.org/wordprocessingml/2006/main" xmlns:w14="http://schemas.microsoft.com/office/word/2010/wordml" xmlns:w15="http://schemas.microsoft.com/office/word/2012/wordml" xmlns:w16cex="http://schemas.microsoft.com/office/word/2018/wordml/cex" xmlns:w16cid="http://schemas.microsoft.com/office/word/2016/wordml/cid" xmlns:w16="http://schemas.microsoft.com/office/word/2018/wordml" xmlns:w16se="http://schemas.microsoft.com/office/word/2015/wordml/symex" xmlns:wpg="http://schemas.microsoft.com/office/word/2010/wordprocessingGroup" xmlns:wpi="http://schemas.microsoft.com/office/word/2010/wordprocessingInk" xmlns:wne="http://schemas.microsoft.com/office/word/2006/wordml" xmlns:wps="http://schemas.microsoft.com/office/word/2010/wordprocessingShape" mc:Ignorable="w14 w15 w16se w16cid w16 w16cex wp14">
   <w:footnote w:type="separator" w:id="-1">
     <w:p>
       <w:r>
@@ -19235,7 +18617,7 @@
 </file>
 
 <file path=word/header1.xml><?xml version="1.0" encoding="utf-8"?>
-<w:hdr xmlns:wpc="http://schemas.microsoft.com/office/word/2010/wordprocessingCanvas" xmlns:cx="http://schemas.microsoft.com/office/drawing/2014/chartex" xmlns:cx1="http://schemas.microsoft.com/office/drawing/2015/9/8/chartex" xmlns:mc="http://schemas.openxmlformats.org/markup-compatibility/2006" xmlns:o="urn:schemas-microsoft-com:office:office" xmlns:r="http://schemas.openxmlformats.org/officeDocument/2006/relationships" xmlns:m="http://schemas.openxmlformats.org/officeDocument/2006/math" xmlns:v="urn:schemas-microsoft-com:vml" xmlns:wp14="http://schemas.microsoft.com/office/word/2010/wordprocessingDrawing" xmlns:wp="http://schemas.openxmlformats.org/drawingml/2006/wordprocessingDrawing" xmlns:w10="urn:schemas-microsoft-com:office:word" xmlns:w="http://schemas.openxmlformats.org/wordprocessingml/2006/main" xmlns:w14="http://schemas.microsoft.com/office/word/2010/wordml" xmlns:w15="http://schemas.microsoft.com/office/word/2012/wordml" xmlns:w16se="http://schemas.microsoft.com/office/word/2015/wordml/symex" xmlns:wpg="http://schemas.microsoft.com/office/word/2010/wordprocessingGroup" xmlns:wpi="http://schemas.microsoft.com/office/word/2010/wordprocessingInk" xmlns:wne="http://schemas.microsoft.com/office/word/2006/wordml" xmlns:wps="http://schemas.microsoft.com/office/word/2010/wordprocessingShape" mc:Ignorable="w14 w15 w16se wp14">
+<w:hdr xmlns:wpc="http://schemas.microsoft.com/office/word/2010/wordprocessingCanvas" xmlns:cx="http://schemas.microsoft.com/office/drawing/2014/chartex" xmlns:cx1="http://schemas.microsoft.com/office/drawing/2015/9/8/chartex" xmlns:cx2="http://schemas.microsoft.com/office/drawing/2015/10/21/chartex" xmlns:cx3="http://schemas.microsoft.com/office/drawing/2016/5/9/chartex" xmlns:cx4="http://schemas.microsoft.com/office/drawing/2016/5/10/chartex" xmlns:cx5="http://schemas.microsoft.com/office/drawing/2016/5/11/chartex" xmlns:cx6="http://schemas.microsoft.com/office/drawing/2016/5/12/chartex" xmlns:cx7="http://schemas.microsoft.com/office/drawing/2016/5/13/chartex" xmlns:cx8="http://schemas.microsoft.com/office/drawing/2016/5/14/chartex" xmlns:mc="http://schemas.openxmlformats.org/markup-compatibility/2006" xmlns:aink="http://schemas.microsoft.com/office/drawing/2016/ink" xmlns:am3d="http://schemas.microsoft.com/office/drawing/2017/model3d" xmlns:o="urn:schemas-microsoft-com:office:office" xmlns:r="http://schemas.openxmlformats.org/officeDocument/2006/relationships" xmlns:m="http://schemas.openxmlformats.org/officeDocument/2006/math" xmlns:v="urn:schemas-microsoft-com:vml" xmlns:wp14="http://schemas.microsoft.com/office/word/2010/wordprocessingDrawing" xmlns:wp="http://schemas.openxmlformats.org/drawingml/2006/wordprocessingDrawing" xmlns:w10="urn:schemas-microsoft-com:office:word" xmlns:w="http://schemas.openxmlformats.org/wordprocessingml/2006/main" xmlns:w14="http://schemas.microsoft.com/office/word/2010/wordml" xmlns:w15="http://schemas.microsoft.com/office/word/2012/wordml" xmlns:w16cex="http://schemas.microsoft.com/office/word/2018/wordml/cex" xmlns:w16cid="http://schemas.microsoft.com/office/word/2016/wordml/cid" xmlns:w16="http://schemas.microsoft.com/office/word/2018/wordml" xmlns:w16se="http://schemas.microsoft.com/office/word/2015/wordml/symex" xmlns:wpg="http://schemas.microsoft.com/office/word/2010/wordprocessingGroup" xmlns:wpi="http://schemas.microsoft.com/office/word/2010/wordprocessingInk" xmlns:wne="http://schemas.microsoft.com/office/word/2006/wordml" xmlns:wps="http://schemas.microsoft.com/office/word/2010/wordprocessingShape" mc:Ignorable="w14 w15 w16se w16cid w16 w16cex wp14">
   <w:p>
     <w:pPr>
       <w:pStyle w:val="Header"/>
@@ -19256,7 +18638,7 @@
 </file>
 
 <file path=word/numbering.xml><?xml version="1.0" encoding="utf-8"?>
-<w:numbering xmlns:wpc="http://schemas.microsoft.com/office/word/2010/wordprocessingCanvas" xmlns:cx="http://schemas.microsoft.com/office/drawing/2014/chartex" xmlns:cx1="http://schemas.microsoft.com/office/drawing/2015/9/8/chartex" xmlns:mc="http://schemas.openxmlformats.org/markup-compatibility/2006" xmlns:o="urn:schemas-microsoft-com:office:office" xmlns:r="http://schemas.openxmlformats.org/officeDocument/2006/relationships" xmlns:m="http://schemas.openxmlformats.org/officeDocument/2006/math" xmlns:v="urn:schemas-microsoft-com:vml" xmlns:wp14="http://schemas.microsoft.com/office/word/2010/wordprocessingDrawing" xmlns:wp="http://schemas.openxmlformats.org/drawingml/2006/wordprocessingDrawing" xmlns:w10="urn:schemas-microsoft-com:office:word" xmlns:w="http://schemas.openxmlformats.org/wordprocessingml/2006/main" xmlns:w14="http://schemas.microsoft.com/office/word/2010/wordml" xmlns:w15="http://schemas.microsoft.com/office/word/2012/wordml" xmlns:w16se="http://schemas.microsoft.com/office/word/2015/wordml/symex" xmlns:wpg="http://schemas.microsoft.com/office/word/2010/wordprocessingGroup" xmlns:wpi="http://schemas.microsoft.com/office/word/2010/wordprocessingInk" xmlns:wne="http://schemas.microsoft.com/office/word/2006/wordml" xmlns:wps="http://schemas.microsoft.com/office/word/2010/wordprocessingShape" mc:Ignorable="w14 w15 w16se wp14">
+<w:numbering xmlns:wpc="http://schemas.microsoft.com/office/word/2010/wordprocessingCanvas" xmlns:cx="http://schemas.microsoft.com/office/drawing/2014/chartex" xmlns:cx1="http://schemas.microsoft.com/office/drawing/2015/9/8/chartex" xmlns:cx2="http://schemas.microsoft.com/office/drawing/2015/10/21/chartex" xmlns:cx3="http://schemas.microsoft.com/office/drawing/2016/5/9/chartex" xmlns:cx4="http://schemas.microsoft.com/office/drawing/2016/5/10/chartex" xmlns:cx5="http://schemas.microsoft.com/office/drawing/2016/5/11/chartex" xmlns:cx6="http://schemas.microsoft.com/office/drawing/2016/5/12/chartex" xmlns:cx7="http://schemas.microsoft.com/office/drawing/2016/5/13/chartex" xmlns:cx8="http://schemas.microsoft.com/office/drawing/2016/5/14/chartex" xmlns:mc="http://schemas.openxmlformats.org/markup-compatibility/2006" xmlns:aink="http://schemas.microsoft.com/office/drawing/2016/ink" xmlns:am3d="http://schemas.microsoft.com/office/drawing/2017/model3d" xmlns:o="urn:schemas-microsoft-com:office:office" xmlns:r="http://schemas.openxmlformats.org/officeDocument/2006/relationships" xmlns:m="http://schemas.openxmlformats.org/officeDocument/2006/math" xmlns:v="urn:schemas-microsoft-com:vml" xmlns:wp14="http://schemas.microsoft.com/office/word/2010/wordprocessingDrawing" xmlns:wp="http://schemas.openxmlformats.org/drawingml/2006/wordprocessingDrawing" xmlns:w10="urn:schemas-microsoft-com:office:word" xmlns:w="http://schemas.openxmlformats.org/wordprocessingml/2006/main" xmlns:w14="http://schemas.microsoft.com/office/word/2010/wordml" xmlns:w15="http://schemas.microsoft.com/office/word/2012/wordml" xmlns:w16cex="http://schemas.microsoft.com/office/word/2018/wordml/cex" xmlns:w16cid="http://schemas.microsoft.com/office/word/2016/wordml/cid" xmlns:w16="http://schemas.microsoft.com/office/word/2018/wordml" xmlns:w16se="http://schemas.microsoft.com/office/word/2015/wordml/symex" xmlns:wpg="http://schemas.microsoft.com/office/word/2010/wordprocessingGroup" xmlns:wpi="http://schemas.microsoft.com/office/word/2010/wordprocessingInk" xmlns:wne="http://schemas.microsoft.com/office/word/2006/wordml" xmlns:wps="http://schemas.microsoft.com/office/word/2010/wordprocessingShape" mc:Ignorable="w14 w15 w16se w16cid w16 w16cex wp14">
   <w:abstractNum w:abstractNumId="0" w15:restartNumberingAfterBreak="0">
     <w:nsid w:val="1066411A"/>
     <w:multiLevelType w:val="hybridMultilevel"/>
@@ -20824,7 +20206,7 @@
 </file>
 
 <file path=word/styles.xml><?xml version="1.0" encoding="utf-8"?>
-<w:styles xmlns:mc="http://schemas.openxmlformats.org/markup-compatibility/2006" xmlns:r="http://schemas.openxmlformats.org/officeDocument/2006/relationships" xmlns:w="http://schemas.openxmlformats.org/wordprocessingml/2006/main" xmlns:w14="http://schemas.microsoft.com/office/word/2010/wordml" xmlns:w15="http://schemas.microsoft.com/office/word/2012/wordml" xmlns:w16se="http://schemas.microsoft.com/office/word/2015/wordml/symex" mc:Ignorable="w14 w15 w16se">
+<w:styles xmlns:mc="http://schemas.openxmlformats.org/markup-compatibility/2006" xmlns:r="http://schemas.openxmlformats.org/officeDocument/2006/relationships" xmlns:w="http://schemas.openxmlformats.org/wordprocessingml/2006/main" xmlns:w14="http://schemas.microsoft.com/office/word/2010/wordml" xmlns:w15="http://schemas.microsoft.com/office/word/2012/wordml" xmlns:w16cex="http://schemas.microsoft.com/office/word/2018/wordml/cex" xmlns:w16cid="http://schemas.microsoft.com/office/word/2016/wordml/cid" xmlns:w16="http://schemas.microsoft.com/office/word/2018/wordml" xmlns:w16se="http://schemas.microsoft.com/office/word/2015/wordml/symex" mc:Ignorable="w14 w15 w16se w16cid w16 w16cex">
   <w:docDefaults>
     <w:rPrDefault>
       <w:rPr>
@@ -20840,7 +20222,7 @@
       </w:pPr>
     </w:pPrDefault>
   </w:docDefaults>
-  <w:latentStyles w:defLockedState="0" w:defUIPriority="99" w:defSemiHidden="0" w:defUnhideWhenUsed="0" w:defQFormat="0" w:count="371">
+  <w:latentStyles w:defLockedState="0" w:defUIPriority="99" w:defSemiHidden="0" w:defUnhideWhenUsed="0" w:defQFormat="0" w:count="376">
     <w:lsdException w:name="Normal" w:uiPriority="0" w:qFormat="1"/>
     <w:lsdException w:name="heading 1" w:uiPriority="9" w:qFormat="1"/>
     <w:lsdException w:name="heading 2" w:semiHidden="1" w:uiPriority="0" w:unhideWhenUsed="1" w:qFormat="1"/>
@@ -20946,7 +20328,6 @@
     <w:lsdException w:name="HTML Sample" w:semiHidden="1" w:unhideWhenUsed="1"/>
     <w:lsdException w:name="HTML Typewriter" w:semiHidden="1" w:unhideWhenUsed="1"/>
     <w:lsdException w:name="HTML Variable" w:semiHidden="1" w:unhideWhenUsed="1"/>
-    <w:lsdException w:name="Normal Table" w:semiHidden="1" w:unhideWhenUsed="1"/>
     <w:lsdException w:name="annotation subject" w:semiHidden="1" w:unhideWhenUsed="1"/>
     <w:lsdException w:name="No List" w:semiHidden="1" w:unhideWhenUsed="1"/>
     <w:lsdException w:name="Outline List 1" w:semiHidden="1" w:unhideWhenUsed="1"/>
@@ -20989,11 +20370,8 @@
     <w:lsdException w:name="Table Contemporary" w:semiHidden="1" w:unhideWhenUsed="1"/>
     <w:lsdException w:name="Table Elegant" w:semiHidden="1" w:unhideWhenUsed="1"/>
     <w:lsdException w:name="Table Professional" w:semiHidden="1" w:unhideWhenUsed="1"/>
-    <w:lsdException w:name="Table Subtle 1" w:semiHidden="1" w:unhideWhenUsed="1"/>
     <w:lsdException w:name="Table Subtle 2" w:semiHidden="1" w:unhideWhenUsed="1"/>
     <w:lsdException w:name="Table Web 1" w:semiHidden="1" w:unhideWhenUsed="1"/>
-    <w:lsdException w:name="Table Web 2" w:semiHidden="1" w:unhideWhenUsed="1"/>
-    <w:lsdException w:name="Table Web 3" w:semiHidden="1" w:unhideWhenUsed="1"/>
     <w:lsdException w:name="Balloon Text" w:semiHidden="1" w:unhideWhenUsed="1"/>
     <w:lsdException w:name="Table Grid" w:uiPriority="59"/>
     <w:lsdException w:name="Table Theme" w:semiHidden="1" w:unhideWhenUsed="1"/>
@@ -21212,6 +20590,11 @@
     <w:lsdException w:name="List Table 5 Dark Accent 6" w:uiPriority="50"/>
     <w:lsdException w:name="List Table 6 Colorful Accent 6" w:uiPriority="51"/>
     <w:lsdException w:name="List Table 7 Colorful Accent 6" w:uiPriority="52"/>
+    <w:lsdException w:name="Mention" w:semiHidden="1" w:unhideWhenUsed="1"/>
+    <w:lsdException w:name="Smart Hyperlink" w:semiHidden="1" w:unhideWhenUsed="1"/>
+    <w:lsdException w:name="Hashtag" w:semiHidden="1" w:unhideWhenUsed="1"/>
+    <w:lsdException w:name="Unresolved Mention" w:semiHidden="1" w:unhideWhenUsed="1"/>
+    <w:lsdException w:name="Smart Link" w:semiHidden="1" w:unhideWhenUsed="1"/>
   </w:latentStyles>
   <w:style w:type="paragraph" w:default="1" w:styleId="Normal">
     <w:name w:val="Normal"/>
@@ -21293,6 +20676,7 @@
   <w:style w:type="character" w:default="1" w:styleId="DefaultParagraphFont">
     <w:name w:val="Default Paragraph Font"/>
     <w:uiPriority w:val="1"/>
+    <w:semiHidden/>
     <w:unhideWhenUsed/>
   </w:style>
   <w:style w:type="table" w:default="1" w:styleId="TableNormal">
